--- a/Relatorio_Tecnico_AG_regressao_logistica_com_LLM.docx
+++ b/Relatorio_Tecnico_AG_regressao_logistica_com_LLM.docx
@@ -1484,18 +1484,8 @@
           <w:b/>
           <w:bCs/>
         </w:rPr>
-        <w:t>train_v</w:t>
-      </w:r>
-      <w:proofErr w:type="gramStart"/>
-      <w:r>
-        <w:rPr>
-          <w:rFonts w:ascii="Aptos" w:eastAsia="Aptos" w:hAnsi="Aptos" w:cs="Aptos"/>
-          <w:b/>
-          <w:bCs/>
-        </w:rPr>
-        <w:t>5.jsonl</w:t>
-      </w:r>
-      <w:proofErr w:type="gramEnd"/>
+        <w:t>train_v5.jsonl</w:t>
+      </w:r>
     </w:p>
     <w:p>
       <w:pPr>
@@ -1517,18 +1507,8 @@
           <w:b/>
           <w:bCs/>
         </w:rPr>
-        <w:t>val_v</w:t>
-      </w:r>
-      <w:proofErr w:type="gramStart"/>
-      <w:r>
-        <w:rPr>
-          <w:rFonts w:ascii="Aptos" w:eastAsia="Aptos" w:hAnsi="Aptos" w:cs="Aptos"/>
-          <w:b/>
-          <w:bCs/>
-        </w:rPr>
-        <w:t>5.jsonl</w:t>
-      </w:r>
-      <w:proofErr w:type="gramEnd"/>
+        <w:t>val_v5.jsonl</w:t>
+      </w:r>
     </w:p>
     <w:p>
       <w:pPr>
@@ -1550,18 +1530,8 @@
           <w:b/>
           <w:bCs/>
         </w:rPr>
-        <w:t>test_v</w:t>
-      </w:r>
-      <w:proofErr w:type="gramStart"/>
-      <w:r>
-        <w:rPr>
-          <w:rFonts w:ascii="Aptos" w:eastAsia="Aptos" w:hAnsi="Aptos" w:cs="Aptos"/>
-          <w:b/>
-          <w:bCs/>
-        </w:rPr>
-        <w:t>5.jsonl</w:t>
-      </w:r>
-      <w:proofErr w:type="gramEnd"/>
+        <w:t>test_v5.jsonl</w:t>
+      </w:r>
     </w:p>
     <w:p>
       <w:pPr>
@@ -5082,7 +5052,13 @@
         <w:rPr>
           <w:rFonts w:ascii="Aptos" w:eastAsia="Aptos" w:hAnsi="Aptos" w:cs="Aptos"/>
         </w:rPr>
-        <w:t xml:space="preserve">GitHub: </w:t>
+        <w:t>GitHub:</w:t>
+      </w:r>
+      <w:r>
+        <w:rPr>
+          <w:rFonts w:ascii="Aptos" w:eastAsia="Aptos" w:hAnsi="Aptos" w:cs="Aptos"/>
+        </w:rPr>
+        <w:t xml:space="preserve"> </w:t>
       </w:r>
       <w:hyperlink r:id="rId10" w:history="1">
         <w:r>
@@ -5090,7 +5066,7 @@
             <w:rStyle w:val="Hyperlink"/>
             <w:rFonts w:ascii="Aptos" w:eastAsia="Aptos" w:hAnsi="Aptos" w:cs="Aptos"/>
           </w:rPr>
-          <w:t>https://github.com/adalburq/Fiap_TechChallenge_Fase2</w:t>
+          <w:t>https://github.com/adalburq/Fiap_Tech_Challenge_Fase2.git</w:t>
         </w:r>
       </w:hyperlink>
     </w:p>

--- a/Relatorio_Tecnico_AG_regressao_logistica_com_LLM.docx
+++ b/Relatorio_Tecnico_AG_regressao_logistica_com_LLM.docx
@@ -1484,8 +1484,18 @@
           <w:b/>
           <w:bCs/>
         </w:rPr>
-        <w:t>train_v5.jsonl</w:t>
-      </w:r>
+        <w:t>train_v</w:t>
+      </w:r>
+      <w:proofErr w:type="gramStart"/>
+      <w:r>
+        <w:rPr>
+          <w:rFonts w:ascii="Aptos" w:eastAsia="Aptos" w:hAnsi="Aptos" w:cs="Aptos"/>
+          <w:b/>
+          <w:bCs/>
+        </w:rPr>
+        <w:t>5.jsonl</w:t>
+      </w:r>
+      <w:proofErr w:type="gramEnd"/>
     </w:p>
     <w:p>
       <w:pPr>
@@ -1507,8 +1517,18 @@
           <w:b/>
           <w:bCs/>
         </w:rPr>
-        <w:t>val_v5.jsonl</w:t>
-      </w:r>
+        <w:t>val_v</w:t>
+      </w:r>
+      <w:proofErr w:type="gramStart"/>
+      <w:r>
+        <w:rPr>
+          <w:rFonts w:ascii="Aptos" w:eastAsia="Aptos" w:hAnsi="Aptos" w:cs="Aptos"/>
+          <w:b/>
+          <w:bCs/>
+        </w:rPr>
+        <w:t>5.jsonl</w:t>
+      </w:r>
+      <w:proofErr w:type="gramEnd"/>
     </w:p>
     <w:p>
       <w:pPr>
@@ -1530,8 +1550,18 @@
           <w:b/>
           <w:bCs/>
         </w:rPr>
-        <w:t>test_v5.jsonl</w:t>
-      </w:r>
+        <w:t>test_v</w:t>
+      </w:r>
+      <w:proofErr w:type="gramStart"/>
+      <w:r>
+        <w:rPr>
+          <w:rFonts w:ascii="Aptos" w:eastAsia="Aptos" w:hAnsi="Aptos" w:cs="Aptos"/>
+          <w:b/>
+          <w:bCs/>
+        </w:rPr>
+        <w:t>5.jsonl</w:t>
+      </w:r>
+      <w:proofErr w:type="gramEnd"/>
     </w:p>
     <w:p>
       <w:pPr>
@@ -1962,11 +1992,19 @@
           <w:rFonts w:ascii="Aptos" w:eastAsia="Aptos" w:hAnsi="Aptos" w:cs="Aptos"/>
         </w:rPr>
       </w:pPr>
-      <w:r>
-        <w:rPr>
-          <w:rFonts w:ascii="Aptos" w:eastAsia="Aptos" w:hAnsi="Aptos" w:cs="Aptos"/>
-        </w:rPr>
-        <w:t>Interprete corretamente saídas de modelos preditivos</w:t>
+      <w:proofErr w:type="gramStart"/>
+      <w:r>
+        <w:rPr>
+          <w:rFonts w:ascii="Aptos" w:eastAsia="Aptos" w:hAnsi="Aptos" w:cs="Aptos"/>
+        </w:rPr>
+        <w:t>Interprete</w:t>
+      </w:r>
+      <w:proofErr w:type="gramEnd"/>
+      <w:r>
+        <w:rPr>
+          <w:rFonts w:ascii="Aptos" w:eastAsia="Aptos" w:hAnsi="Aptos" w:cs="Aptos"/>
+        </w:rPr>
+        <w:t xml:space="preserve"> corretamente saídas de modelos preditivos</w:t>
       </w:r>
     </w:p>
     <w:p>
@@ -2582,7 +2620,21 @@
         <w:rPr>
           <w:rFonts w:ascii="Aptos" w:eastAsia="Aptos" w:hAnsi="Aptos" w:cs="Aptos"/>
         </w:rPr>
-        <w:t xml:space="preserve"> projeções internas do transformer (q, k, v, o, etc.)</w:t>
+        <w:t xml:space="preserve"> projeções internas do transformer (q, k, v, </w:t>
+      </w:r>
+      <w:proofErr w:type="gramStart"/>
+      <w:r>
+        <w:rPr>
+          <w:rFonts w:ascii="Aptos" w:eastAsia="Aptos" w:hAnsi="Aptos" w:cs="Aptos"/>
+        </w:rPr>
+        <w:t>o, etc.</w:t>
+      </w:r>
+      <w:proofErr w:type="gramEnd"/>
+      <w:r>
+        <w:rPr>
+          <w:rFonts w:ascii="Aptos" w:eastAsia="Aptos" w:hAnsi="Aptos" w:cs="Aptos"/>
+        </w:rPr>
+        <w:t>)</w:t>
       </w:r>
     </w:p>
     <w:p>
@@ -5046,17 +5098,20 @@
         <w:spacing w:before="240" w:after="240"/>
         <w:rPr>
           <w:rFonts w:ascii="Aptos" w:eastAsia="Aptos" w:hAnsi="Aptos" w:cs="Aptos"/>
-        </w:rPr>
-      </w:pPr>
-      <w:r>
-        <w:rPr>
-          <w:rFonts w:ascii="Aptos" w:eastAsia="Aptos" w:hAnsi="Aptos" w:cs="Aptos"/>
+          <w:lang w:val="en-US"/>
+        </w:rPr>
+      </w:pPr>
+      <w:r>
+        <w:rPr>
+          <w:rFonts w:ascii="Aptos" w:eastAsia="Aptos" w:hAnsi="Aptos" w:cs="Aptos"/>
+          <w:lang w:val="en-US"/>
         </w:rPr>
         <w:t>GitHub:</w:t>
       </w:r>
       <w:r>
         <w:rPr>
           <w:rFonts w:ascii="Aptos" w:eastAsia="Aptos" w:hAnsi="Aptos" w:cs="Aptos"/>
+          <w:lang w:val="en-US"/>
         </w:rPr>
         <w:t xml:space="preserve"> </w:t>
       </w:r>
@@ -5065,10 +5120,51 @@
           <w:rPr>
             <w:rStyle w:val="Hyperlink"/>
             <w:rFonts w:ascii="Aptos" w:eastAsia="Aptos" w:hAnsi="Aptos" w:cs="Aptos"/>
+            <w:lang w:val="en-US"/>
           </w:rPr>
           <w:t>https://github.com/adalburq/Fiap_Tech_Challenge_Fase2.git</w:t>
         </w:r>
       </w:hyperlink>
+    </w:p>
+    <w:p>
+      <w:pPr>
+        <w:pStyle w:val="PargrafodaLista"/>
+        <w:numPr>
+          <w:ilvl w:val="0"/>
+          <w:numId w:val="2"/>
+        </w:numPr>
+        <w:spacing w:before="240"/>
+        <w:rPr>
+          <w:b/>
+          <w:bCs/>
+        </w:rPr>
+      </w:pPr>
+      <w:r>
+        <w:t>Drive (</w:t>
+      </w:r>
+      <w:r>
+        <w:t>Devido limitação de tamanho de arquivos no GitHub, utilizar o caminho Google Drive que contém os arquivos de Treino, Validação e Teste</w:t>
+      </w:r>
+      <w:r>
+        <w:t xml:space="preserve">): </w:t>
+      </w:r>
+      <w:hyperlink r:id="rId11" w:history="1">
+        <w:r>
+          <w:rPr>
+            <w:rStyle w:val="Hyperlink"/>
+          </w:rPr>
+          <w:t>https://drive.google.com/drive/folders/1LfLRFZG3ZRy_k6rD2mM-yMUmtOFaay0s?usp=sharing</w:t>
+        </w:r>
+      </w:hyperlink>
+    </w:p>
+    <w:p>
+      <w:pPr>
+        <w:pStyle w:val="PargrafodaLista"/>
+        <w:spacing w:before="240" w:after="240"/>
+        <w:rPr>
+          <w:rFonts w:ascii="Aptos" w:eastAsia="Aptos" w:hAnsi="Aptos" w:cs="Aptos"/>
+        </w:rPr>
+      </w:pPr>
     </w:p>
     <w:p>
       <w:pPr>
@@ -16545,7 +16641,6 @@
   <w:style w:type="character" w:default="1" w:styleId="Fontepargpadro">
     <w:name w:val="Default Paragraph Font"/>
     <w:uiPriority w:val="1"/>
-    <w:semiHidden/>
     <w:unhideWhenUsed/>
   </w:style>
   <w:style w:type="table" w:default="1" w:styleId="Tabelanormal">
